--- a/사용방법.docx
+++ b/사용방법.docx
@@ -19,33 +19,6 @@
       </w:r>
     </w:p>
     <w:p>
-      <w:pPr>
-        <w:jc w:val="center"/>
-      </w:pPr>
-      <w:r>
-        <w:rPr>
-          <w:rFonts w:ascii="Malgun Gothic" w:hAnsi="Malgun Gothic"/>
-          <w:i/>
-          <w:sz w:val="24"/>
-        </w:rPr>
-        <w:t>Bump 2 Dept. · AOI Engineer 임현택</w:t>
-      </w:r>
-    </w:p>
-    <w:p/>
-    <w:p>
-      <w:pPr>
-        <w:jc w:val="center"/>
-      </w:pPr>
-      <w:r>
-        <w:rPr>
-          <w:rFonts w:ascii="Malgun Gothic" w:hAnsi="Malgun Gothic"/>
-          <w:color w:val="808080"/>
-          <w:sz w:val="20"/>
-        </w:rPr>
-        <w:t>내부 사용 문서 · v1.0</w:t>
-      </w:r>
-    </w:p>
-    <w:p>
       <w:r>
         <w:br w:type="page"/>
       </w:r>
@@ -58,7 +31,7 @@
         <w:rPr>
           <w:rFonts w:ascii="Malgun Gothic" w:hAnsi="Malgun Gothic"/>
         </w:rPr>
-        <w:t>1. 프로그램 개요</w:t>
+        <w:t>1. 시작하기</w:t>
       </w:r>
     </w:p>
     <w:p>
@@ -69,203 +42,7 @@
           <w:i w:val="0"/>
           <w:sz w:val="22"/>
         </w:rPr>
-        <w:t>본 프로그램은 서로 다른 AOI 장비에서 촬영한 사진들을 슬롯 단위로 자동 비교하여, 같은 결함의 사진 쌍을 매칭하고 결과를 엑셀로 정리하는 데스크톱 도구입니다. PyQt6 기반의 GUI 로 동작하며, 한국어 인터페이스 를 제공합니다.</w:t>
-      </w:r>
-    </w:p>
-    <w:p>
-      <w:pPr>
-        <w:pStyle w:val="Heading2"/>
-      </w:pPr>
-      <w:r>
-        <w:rPr>
-          <w:rFonts w:ascii="Malgun Gothic" w:hAnsi="Malgun Gothic"/>
-        </w:rPr>
-        <w:t>주요 특징</w:t>
-      </w:r>
-    </w:p>
-    <w:p>
-      <w:pPr>
-        <w:pStyle w:val="ListBullet"/>
-      </w:pPr>
-      <w:r>
-        <w:rPr>
-          <w:rFonts w:ascii="Malgun Gothic" w:hAnsi="Malgun Gothic"/>
-          <w:sz w:val="22"/>
-        </w:rPr>
-        <w:t>유사도 계산(pHash + ORB + SSIM + 학습 모델 임베딩 옵션) 으로 자동 매칭</w:t>
-      </w:r>
-    </w:p>
-    <w:p>
-      <w:pPr>
-        <w:pStyle w:val="ListBullet"/>
-      </w:pPr>
-      <w:r>
-        <w:rPr>
-          <w:rFonts w:ascii="Malgun Gothic" w:hAnsi="Malgun Gothic"/>
-          <w:sz w:val="22"/>
-        </w:rPr>
-        <w:t>사용자 개입 정도에 따라 3 가지 자동화 모드: 수동 · 사진 직접 선택 · 모든 사진 자동</w:t>
-      </w:r>
-    </w:p>
-    <w:p>
-      <w:pPr>
-        <w:pStyle w:val="ListBullet"/>
-      </w:pPr>
-      <w:r>
-        <w:rPr>
-          <w:rFonts w:ascii="Malgun Gothic" w:hAnsi="Malgun Gothic"/>
-          <w:sz w:val="22"/>
-        </w:rPr>
-        <w:t>결과는 양식.xlsx 와 호환되는 깨끗한 엑셀로 저장 (회사 SharePoint 메타데이터 없음)</w:t>
-      </w:r>
-    </w:p>
-    <w:p>
-      <w:pPr>
-        <w:pStyle w:val="ListBullet"/>
-      </w:pPr>
-      <w:r>
-        <w:rPr>
-          <w:rFonts w:ascii="Malgun Gothic" w:hAnsi="Malgun Gothic"/>
-          <w:sz w:val="22"/>
-        </w:rPr>
-        <w:t>그룹 검토 / 매치 검토 단계로 사용자가 자동 결과를 직접 확인 가능</w:t>
-      </w:r>
-    </w:p>
-    <w:p>
-      <w:pPr>
-        <w:pStyle w:val="ListBullet"/>
-      </w:pPr>
-      <w:r>
-        <w:rPr>
-          <w:rFonts w:ascii="Malgun Gothic" w:hAnsi="Malgun Gothic"/>
-          <w:sz w:val="22"/>
-        </w:rPr>
-        <w:t>원본 사진 폴더는 절대 수정하지 않음 (캐시는 ~/.aoi_verification_cache)</w:t>
-      </w:r>
-    </w:p>
-    <w:p>
-      <w:r>
-        <w:br w:type="page"/>
-      </w:r>
-    </w:p>
-    <w:p>
-      <w:pPr>
-        <w:pStyle w:val="Heading1"/>
-      </w:pPr>
-      <w:r>
-        <w:rPr>
-          <w:rFonts w:ascii="Malgun Gothic" w:hAnsi="Malgun Gothic"/>
-        </w:rPr>
-        <w:t>2. 첫 실행 준비</w:t>
-      </w:r>
-    </w:p>
-    <w:p>
-      <w:r>
-        <w:rPr>
-          <w:rFonts w:ascii="Malgun Gothic" w:hAnsi="Malgun Gothic"/>
-          <w:b w:val="0"/>
-          <w:i w:val="0"/>
-          <w:sz w:val="22"/>
-        </w:rPr>
-        <w:t>처음 사용 시 VS Code 에서 run_this_before.py 를 한 번 실행하면 Python 버전 확인 / 의존성 설치 / 캐시 폴더 생성이 자동으로 끝납니다.</w:t>
-      </w:r>
-    </w:p>
-    <w:p>
-      <w:pPr>
-        <w:pStyle w:val="Heading2"/>
-      </w:pPr>
-      <w:r>
-        <w:rPr>
-          <w:rFonts w:ascii="Malgun Gothic" w:hAnsi="Malgun Gothic"/>
-        </w:rPr>
-        <w:t>VS Code 에서 실행</w:t>
-      </w:r>
-    </w:p>
-    <w:p>
-      <w:pPr>
-        <w:pStyle w:val="ListBullet"/>
-      </w:pPr>
-      <w:r>
-        <w:rPr>
-          <w:rFonts w:ascii="Malgun Gothic" w:hAnsi="Malgun Gothic"/>
-          <w:sz w:val="22"/>
-        </w:rPr>
-        <w:t>프로젝트 폴더를 VS Code 로 엽니다.</w:t>
-      </w:r>
-    </w:p>
-    <w:p>
-      <w:pPr>
-        <w:pStyle w:val="ListBullet"/>
-      </w:pPr>
-      <w:r>
-        <w:rPr>
-          <w:rFonts w:ascii="Malgun Gothic" w:hAnsi="Malgun Gothic"/>
-          <w:sz w:val="22"/>
-        </w:rPr>
-        <w:t>run_this_before.py 를 열고 ‘Run Python File in Terminal’ 또는 F5 를 누릅니다.</w:t>
-      </w:r>
-    </w:p>
-    <w:p>
-      <w:pPr>
-        <w:pStyle w:val="ListBullet"/>
-      </w:pPr>
-      <w:r>
-        <w:rPr>
-          <w:rFonts w:ascii="Malgun Gothic" w:hAnsi="Malgun Gothic"/>
-          <w:sz w:val="22"/>
-        </w:rPr>
-        <w:t>4 단계 (Python 버전 → pip install → import 검증 → 캐시 폴더) 가 차례로 통과합니다.</w:t>
-      </w:r>
-    </w:p>
-    <w:p>
-      <w:pPr>
-        <w:pStyle w:val="ListBullet"/>
-      </w:pPr>
-      <w:r>
-        <w:rPr>
-          <w:rFonts w:ascii="Malgun Gothic" w:hAnsi="Malgun Gothic"/>
-          <w:sz w:val="22"/>
-        </w:rPr>
-        <w:t>‘준비 완료’ 메시지가 뜨면 main.py 를 같은 방식으로 실행합니다.</w:t>
-      </w:r>
-    </w:p>
-    <w:p>
-      <w:r>
-        <w:rPr>
-          <w:rFonts w:ascii="Malgun Gothic" w:hAnsi="Malgun Gothic"/>
-          <w:b w:val="0"/>
-          <w:i/>
-          <w:color w:val="666666"/>
-          <w:sz w:val="22"/>
-        </w:rPr>
-        <w:t>이미 설치된 패키지는 ‘Requirement already satisfied’ 로 즉시 넘어가므로 여러 번 실행해도 안전합니다.</w:t>
-      </w:r>
-    </w:p>
-    <w:p>
-      <w:r>
-        <w:br w:type="page"/>
-      </w:r>
-    </w:p>
-    <w:p>
-      <w:pPr>
-        <w:pStyle w:val="Heading1"/>
-      </w:pPr>
-      <w:r>
-        <w:rPr>
-          <w:rFonts w:ascii="Malgun Gothic" w:hAnsi="Malgun Gothic"/>
-        </w:rPr>
-        <w:t>3. 시작 설정 화면</w:t>
-      </w:r>
-    </w:p>
-    <w:p>
-      <w:r>
-        <w:rPr>
-          <w:rFonts w:ascii="Malgun Gothic" w:hAnsi="Malgun Gothic"/>
-          <w:b w:val="0"/>
-          <w:i w:val="0"/>
-          <w:sz w:val="22"/>
-        </w:rPr>
-        <w:t>프로그램을 실행하면 시작 설정 화면이 표시됩니다.</w:t>
+        <w:t>main.py 를 실행하면 시작 설정 화면이 뜹니다. 필요한 정보를 입력하고 [검증 시작] 을 누르면 자동으로 진행됩니다.</w:t>
       </w:r>
     </w:p>
     <w:p>
@@ -318,7 +95,7 @@
           <w:color w:val="555555"/>
           <w:sz w:val="20"/>
         </w:rPr>
-        <w:t>[그림] 시작 설정 화면의 모든 카드 (사용 방법 / 학습 모델 / 검증 모드 / 자동화 수준 / 기준·검증 장비 / 임계치)</w:t>
+        <w:t>[그림] 시작 설정 화면</w:t>
       </w:r>
     </w:p>
     <w:p>
@@ -341,7 +118,7 @@
           <w:rFonts w:ascii="Malgun Gothic" w:hAnsi="Malgun Gothic"/>
           <w:sz w:val="22"/>
         </w:rPr>
-        <w:t>검증 모드: ‘한쪽만 검증’ 또는 ‘양쪽 교차검증’</w:t>
+        <w:t>검증 모드 — 한쪽만 검증 / 양쪽 교차검증</w:t>
       </w:r>
     </w:p>
     <w:p>
@@ -353,7 +130,7 @@
           <w:rFonts w:ascii="Malgun Gothic" w:hAnsi="Malgun Gothic"/>
           <w:sz w:val="22"/>
         </w:rPr>
-        <w:t>자동화 수준: 수동 / 사진 직접 선택 / 모든 사진 자동 — 다음 장 참고</w:t>
+        <w:t>자동화 수준 — 수동 / 사진 직접 선택 / 모든 사진 자동 (4 장 참고)</w:t>
       </w:r>
     </w:p>
     <w:p>
@@ -365,7 +142,7 @@
           <w:rFonts w:ascii="Malgun Gothic" w:hAnsi="Malgun Gothic"/>
           <w:sz w:val="22"/>
         </w:rPr>
-        <w:t>기준 장비 폴더와 호기 번호 (예: 1호기)</w:t>
+        <w:t>기준 장비 폴더 + 호기 번호</w:t>
       </w:r>
     </w:p>
     <w:p>
@@ -377,7 +154,7 @@
           <w:rFonts w:ascii="Malgun Gothic" w:hAnsi="Malgun Gothic"/>
           <w:sz w:val="22"/>
         </w:rPr>
-        <w:t>검증 장비 폴더와 호기 번호 (예: 3호기)</w:t>
+        <w:t>검증 장비 폴더 + 호기 번호</w:t>
       </w:r>
     </w:p>
     <w:p>
@@ -389,7 +166,7 @@
           <w:rFonts w:ascii="Malgun Gothic" w:hAnsi="Malgun Gothic"/>
           <w:sz w:val="22"/>
         </w:rPr>
-        <w:t>유사도 임계치 (기본 55%, 자동 추천 기능이 첫 스캔 후 동작)</w:t>
+        <w:t>유사도 임계치 — 기본 55 % (스캔 후 자동 추천이 동작)</w:t>
       </w:r>
     </w:p>
     <w:p>
@@ -401,7 +178,35 @@
           <w:rFonts w:ascii="Malgun Gothic" w:hAnsi="Malgun Gothic"/>
           <w:sz w:val="22"/>
         </w:rPr>
-        <w:t>빠른 모드 체크박스 — 사진이 많을 때 썸네일 화질을 낮춰 처리 시간 단축</w:t>
+        <w:t>빠른 모드 — 사진이 많을 때 체크하면 처리 시간 단축</w:t>
+      </w:r>
+    </w:p>
+    <w:p>
+      <w:r>
+        <w:rPr>
+          <w:rFonts w:ascii="Malgun Gothic" w:hAnsi="Malgun Gothic"/>
+          <w:b w:val="0"/>
+          <w:i/>
+          <w:color w:val="666666"/>
+          <w:sz w:val="22"/>
+        </w:rPr>
+        <w:t>창 크기는 OS 의 표준 창 조작 (모서리 드래그, 최대화 버튼) 으로 자유롭게 조절합니다. 마지막 크기는 자동으로 기억되어 다음 실행에 적용됩니다.</w:t>
+      </w:r>
+    </w:p>
+    <w:p>
+      <w:r>
+        <w:br w:type="page"/>
+      </w:r>
+    </w:p>
+    <w:p>
+      <w:pPr>
+        <w:pStyle w:val="Heading1"/>
+      </w:pPr>
+      <w:r>
+        <w:rPr>
+          <w:rFonts w:ascii="Malgun Gothic" w:hAnsi="Malgun Gothic"/>
+        </w:rPr>
+        <w:t>2. 자동화 수준 세 가지</w:t>
       </w:r>
     </w:p>
     <w:p>
@@ -412,7 +217,7 @@
         <w:rPr>
           <w:rFonts w:ascii="Malgun Gothic" w:hAnsi="Malgun Gothic"/>
         </w:rPr>
-        <w:t>화면 크기 설정</w:t>
+        <w:t>수동 (Manual)</w:t>
       </w:r>
     </w:p>
     <w:p>
@@ -423,7 +228,78 @@
           <w:i w:val="0"/>
           <w:sz w:val="22"/>
         </w:rPr>
-        <w:t>우측 상단의 [화면 크기 설정] 버튼 또는 상단 메뉴의 화면 크기 항목에서 5 가지 프리셋 (작게 / 보통 / 크게 / 매우 크게 / 최대화) 중 선택할 수 있습니다. 사용자 지정 크기 또는 전체 화면도 가능합니다.</w:t>
+        <w:t>모든 단계를 직접 처리합니다. 시간이 가장 많이 들지만 사용자가 모든 결정을 내리는 가장 꼼꼼한 모드입니다.</w:t>
+      </w:r>
+    </w:p>
+    <w:p>
+      <w:pPr>
+        <w:pStyle w:val="Heading2"/>
+      </w:pPr>
+      <w:r>
+        <w:rPr>
+          <w:rFonts w:ascii="Malgun Gothic" w:hAnsi="Malgun Gothic"/>
+        </w:rPr>
+        <w:t>사진 직접 선택 (User Select)</w:t>
+      </w:r>
+    </w:p>
+    <w:p>
+      <w:r>
+        <w:rPr>
+          <w:rFonts w:ascii="Malgun Gothic" w:hAnsi="Malgun Gothic"/>
+          <w:b w:val="0"/>
+          <w:i w:val="0"/>
+          <w:sz w:val="22"/>
+        </w:rPr>
+        <w:t>Stage 1 에서 검증할 사진을 직접 고르고, 그 다음 매칭은 자동으로 수행한 뒤 사용자가 매치 결과를 검토합니다.</w:t>
+      </w:r>
+    </w:p>
+    <w:p>
+      <w:pPr>
+        <w:pStyle w:val="Heading2"/>
+      </w:pPr>
+      <w:r>
+        <w:rPr>
+          <w:rFonts w:ascii="Malgun Gothic" w:hAnsi="Malgun Gothic"/>
+        </w:rPr>
+        <w:t>모든 사진 자동 (Auto All)</w:t>
+      </w:r>
+    </w:p>
+    <w:p>
+      <w:r>
+        <w:rPr>
+          <w:rFonts w:ascii="Malgun Gothic" w:hAnsi="Malgun Gothic"/>
+          <w:b w:val="0"/>
+          <w:i w:val="0"/>
+          <w:sz w:val="22"/>
+        </w:rPr>
+        <w:t>Stage 1 을 건너뛰고 기준 장비의 모든 사진을 자동 그룹화한 뒤 매칭까지 자동으로 진행합니다. 사용자는 그룹과 매치 두 단계만 검토하면 됩니다.</w:t>
+      </w:r>
+    </w:p>
+    <w:p>
+      <w:r>
+        <w:br w:type="page"/>
+      </w:r>
+    </w:p>
+    <w:p>
+      <w:pPr>
+        <w:pStyle w:val="Heading1"/>
+      </w:pPr>
+      <w:r>
+        <w:rPr>
+          <w:rFonts w:ascii="Malgun Gothic" w:hAnsi="Malgun Gothic"/>
+        </w:rPr>
+        <w:t>3. Stage 1 — 후보 선별</w:t>
+      </w:r>
+    </w:p>
+    <w:p>
+      <w:r>
+        <w:rPr>
+          <w:rFonts w:ascii="Malgun Gothic" w:hAnsi="Malgun Gothic"/>
+          <w:b w:val="0"/>
+          <w:i w:val="0"/>
+          <w:sz w:val="22"/>
+        </w:rPr>
+        <w:t>수동 또는 사진 직접 선택 모드에서 사용됩니다. 중앙에 결정할 사진 한 장이 표시됩니다. ✓ 검증 또는 ✕ 제외 를 선택하면 다음 사진으로 넘어갑니다.</w:t>
       </w:r>
     </w:p>
     <w:p>
@@ -433,7 +309,7 @@
       <w:r>
         <w:drawing>
           <wp:inline xmlns:a="http://schemas.openxmlformats.org/drawingml/2006/main" xmlns:pic="http://schemas.openxmlformats.org/drawingml/2006/picture">
-            <wp:extent cx="5760000" cy="2880000"/>
+            <wp:extent cx="5760000" cy="3690000"/>
             <wp:docPr id="2" name="Picture 2"/>
             <wp:cNvGraphicFramePr>
               <a:graphicFrameLocks noChangeAspect="1"/>
@@ -442,7 +318,7 @@
               <a:graphicData uri="http://schemas.openxmlformats.org/drawingml/2006/picture">
                 <pic:pic>
                   <pic:nvPicPr>
-                    <pic:cNvPr id="0" name="02_window_size_dialog.png"/>
+                    <pic:cNvPr id="0" name="08_select_page_empty.png"/>
                     <pic:cNvPicPr/>
                   </pic:nvPicPr>
                   <pic:blipFill>
@@ -454,7 +330,7 @@
                   <pic:spPr>
                     <a:xfrm>
                       <a:off x="0" y="0"/>
-                      <a:ext cx="5760000" cy="2880000"/>
+                      <a:ext cx="5760000" cy="3690000"/>
                     </a:xfrm>
                     <a:prstGeom prst="rect"/>
                   </pic:spPr>
@@ -476,7 +352,54 @@
           <w:color w:val="555555"/>
           <w:sz w:val="20"/>
         </w:rPr>
-        <w:t>[그림] 화면 크기 설정 모달 — 모니터 영역 이하 표준 해상도만 자동 노출</w:t>
+        <w:t>[그림] Stage 1 — 후보 선별 화면</w:t>
+      </w:r>
+    </w:p>
+    <w:p>
+      <w:pPr>
+        <w:pStyle w:val="Heading2"/>
+      </w:pPr>
+      <w:r>
+        <w:rPr>
+          <w:rFonts w:ascii="Malgun Gothic" w:hAnsi="Malgun Gothic"/>
+        </w:rPr>
+        <w:t>단축키</w:t>
+      </w:r>
+    </w:p>
+    <w:p>
+      <w:pPr>
+        <w:pStyle w:val="ListBullet"/>
+      </w:pPr>
+      <w:r>
+        <w:rPr>
+          <w:rFonts w:ascii="Malgun Gothic" w:hAnsi="Malgun Gothic"/>
+          <w:sz w:val="22"/>
+        </w:rPr>
+        <w:t>← 또는 1 — 검증</w:t>
+      </w:r>
+    </w:p>
+    <w:p>
+      <w:pPr>
+        <w:pStyle w:val="ListBullet"/>
+      </w:pPr>
+      <w:r>
+        <w:rPr>
+          <w:rFonts w:ascii="Malgun Gothic" w:hAnsi="Malgun Gothic"/>
+          <w:sz w:val="22"/>
+        </w:rPr>
+        <w:t>→ 또는 2 — 제외</w:t>
+      </w:r>
+    </w:p>
+    <w:p>
+      <w:pPr>
+        <w:pStyle w:val="ListBullet"/>
+      </w:pPr>
+      <w:r>
+        <w:rPr>
+          <w:rFonts w:ascii="Malgun Gothic" w:hAnsi="Malgun Gothic"/>
+          <w:sz w:val="22"/>
+        </w:rPr>
+        <w:t>Z — 직전 결정 취소 (Undo)</w:t>
       </w:r>
     </w:p>
     <w:p>
@@ -492,7 +415,7 @@
         <w:rPr>
           <w:rFonts w:ascii="Malgun Gothic" w:hAnsi="Malgun Gothic"/>
         </w:rPr>
-        <w:t>4. 자동화 수준 — 세 가지 모드</w:t>
+        <w:t>4. Stage 2 — 유사도 매칭</w:t>
       </w:r>
     </w:p>
     <w:p>
@@ -503,176 +426,7 @@
           <w:i w:val="0"/>
           <w:sz w:val="22"/>
         </w:rPr>
-        <w:t>사용자 개입 정도에 따라 세 가지 모드 중 하나를 선택합니다.</w:t>
-      </w:r>
-    </w:p>
-    <w:p>
-      <w:pPr>
-        <w:pStyle w:val="Heading2"/>
-      </w:pPr>
-      <w:r>
-        <w:rPr>
-          <w:rFonts w:ascii="Malgun Gothic" w:hAnsi="Malgun Gothic"/>
-        </w:rPr>
-        <w:t>4.1 수동 (Manual)</w:t>
-      </w:r>
-    </w:p>
-    <w:p>
-      <w:pPr>
-        <w:pStyle w:val="ListBullet"/>
-      </w:pPr>
-      <w:r>
-        <w:rPr>
-          <w:rFonts w:ascii="Malgun Gothic" w:hAnsi="Malgun Gothic"/>
-          <w:sz w:val="22"/>
-        </w:rPr>
-        <w:t>Stage 1: 사용자가 사진을 한 장씩 보면서 ‘검증/제외’ 를 직접 결정</w:t>
-      </w:r>
-    </w:p>
-    <w:p>
-      <w:pPr>
-        <w:pStyle w:val="ListBullet"/>
-      </w:pPr>
-      <w:r>
-        <w:rPr>
-          <w:rFonts w:ascii="Malgun Gothic" w:hAnsi="Malgun Gothic"/>
-          <w:sz w:val="22"/>
-        </w:rPr>
-        <w:t>Stage 2: 후보 사진을 사용자가 클릭으로 직접 매칭</w:t>
-      </w:r>
-    </w:p>
-    <w:p>
-      <w:pPr>
-        <w:pStyle w:val="ListBullet"/>
-      </w:pPr>
-      <w:r>
-        <w:rPr>
-          <w:rFonts w:ascii="Malgun Gothic" w:hAnsi="Malgun Gothic"/>
-          <w:sz w:val="22"/>
-        </w:rPr>
-        <w:t>기존 방식 그대로 — 가장 꼼꼼하지만 시간이 많이 듭니다</w:t>
-      </w:r>
-    </w:p>
-    <w:p>
-      <w:pPr>
-        <w:pStyle w:val="Heading2"/>
-      </w:pPr>
-      <w:r>
-        <w:rPr>
-          <w:rFonts w:ascii="Malgun Gothic" w:hAnsi="Malgun Gothic"/>
-        </w:rPr>
-        <w:t>4.2 사진 직접 선택 (User Select)</w:t>
-      </w:r>
-    </w:p>
-    <w:p>
-      <w:pPr>
-        <w:pStyle w:val="ListBullet"/>
-      </w:pPr>
-      <w:r>
-        <w:rPr>
-          <w:rFonts w:ascii="Malgun Gothic" w:hAnsi="Malgun Gothic"/>
-          <w:sz w:val="22"/>
-        </w:rPr>
-        <w:t>Stage 1: 사용자가 직접 사진을 고름 (수동과 동일)</w:t>
-      </w:r>
-    </w:p>
-    <w:p>
-      <w:pPr>
-        <w:pStyle w:val="ListBullet"/>
-      </w:pPr>
-      <w:r>
-        <w:rPr>
-          <w:rFonts w:ascii="Malgun Gothic" w:hAnsi="Malgun Gothic"/>
-          <w:sz w:val="22"/>
-        </w:rPr>
-        <w:t>Stage 2: 임계치 이상 최고 점수 후보를 자동 매칭</w:t>
-      </w:r>
-    </w:p>
-    <w:p>
-      <w:pPr>
-        <w:pStyle w:val="ListBullet"/>
-      </w:pPr>
-      <w:r>
-        <w:rPr>
-          <w:rFonts w:ascii="Malgun Gothic" w:hAnsi="Malgun Gothic"/>
-          <w:sz w:val="22"/>
-        </w:rPr>
-        <w:t>이후 매치 검토 화면에서 잘못된 매치만 ‘매치 없음’ 처리</w:t>
-      </w:r>
-    </w:p>
-    <w:p>
-      <w:pPr>
-        <w:pStyle w:val="Heading2"/>
-      </w:pPr>
-      <w:r>
-        <w:rPr>
-          <w:rFonts w:ascii="Malgun Gothic" w:hAnsi="Malgun Gothic"/>
-        </w:rPr>
-        <w:t>4.3 모든 사진 자동 (Auto All)</w:t>
-      </w:r>
-    </w:p>
-    <w:p>
-      <w:pPr>
-        <w:pStyle w:val="ListBullet"/>
-      </w:pPr>
-      <w:r>
-        <w:rPr>
-          <w:rFonts w:ascii="Malgun Gothic" w:hAnsi="Malgun Gothic"/>
-          <w:sz w:val="22"/>
-        </w:rPr>
-        <w:t>Stage 1 건너뜀 — 기준 장비의 모든 사진을 자동으로 매치 대상에 포함</w:t>
-      </w:r>
-    </w:p>
-    <w:p>
-      <w:pPr>
-        <w:pStyle w:val="ListBullet"/>
-      </w:pPr>
-      <w:r>
-        <w:rPr>
-          <w:rFonts w:ascii="Malgun Gothic" w:hAnsi="Malgun Gothic"/>
-          <w:sz w:val="22"/>
-        </w:rPr>
-        <w:t>거의 동일한 사진은 자동 그룹화 (pHash 기반) 로 대표 한 장만 큐에</w:t>
-      </w:r>
-    </w:p>
-    <w:p>
-      <w:pPr>
-        <w:pStyle w:val="ListBullet"/>
-      </w:pPr>
-      <w:r>
-        <w:rPr>
-          <w:rFonts w:ascii="Malgun Gothic" w:hAnsi="Malgun Gothic"/>
-          <w:sz w:val="22"/>
-        </w:rPr>
-        <w:t>그룹 검토 → Stage 2 자동 매치 → 매치 검토 단계로 진행</w:t>
-      </w:r>
-    </w:p>
-    <w:p>
-      <w:pPr>
-        <w:pStyle w:val="ListBullet"/>
-      </w:pPr>
-      <w:r>
-        <w:rPr>
-          <w:rFonts w:ascii="Malgun Gothic" w:hAnsi="Malgun Gothic"/>
-          <w:sz w:val="22"/>
-        </w:rPr>
-        <w:t>가장 빠른 흐름. 검토 단계에서 사용자가 자동 결정의 정확성을 확인</w:t>
-      </w:r>
-    </w:p>
-    <w:p>
-      <w:r>
-        <w:br w:type="page"/>
-      </w:r>
-    </w:p>
-    <w:p>
-      <w:pPr>
-        <w:pStyle w:val="Heading1"/>
-      </w:pPr>
-      <w:r>
-        <w:rPr>
-          <w:rFonts w:ascii="Malgun Gothic" w:hAnsi="Malgun Gothic"/>
-        </w:rPr>
-        <w:t>5. Stage 1 — 후보 선별 (수동 / 사진 직접 선택 모드)</w:t>
+        <w:t>기준 사진 한 장에 대한 검증측 후보들이 점수 순으로 우측에 나열됩니다. 후보 사진을 클릭하면 매칭이 확정됩니다.</w:t>
       </w:r>
     </w:p>
     <w:p>
@@ -691,7 +445,7 @@
               <a:graphicData uri="http://schemas.openxmlformats.org/drawingml/2006/picture">
                 <pic:pic>
                   <pic:nvPicPr>
-                    <pic:cNvPr id="0" name="08_select_page_empty.png"/>
+                    <pic:cNvPr id="0" name="06_match_page_empty.png"/>
                     <pic:cNvPicPr/>
                   </pic:nvPicPr>
                   <pic:blipFill>
@@ -725,18 +479,18 @@
           <w:color w:val="555555"/>
           <w:sz w:val="20"/>
         </w:rPr>
-        <w:t>[그림] Stage 1 화면의 패널 구성</w:t>
+        <w:t>[그림] Stage 2 — 매칭 화면 (좌: Skip 풀, 중앙: 기준, 우: 후보)</w:t>
       </w:r>
     </w:p>
     <w:p>
+      <w:pPr>
+        <w:pStyle w:val="Heading2"/>
+      </w:pPr>
       <w:r>
         <w:rPr>
           <w:rFonts w:ascii="Malgun Gothic" w:hAnsi="Malgun Gothic"/>
-          <w:b w:val="0"/>
-          <w:i w:val="0"/>
-          <w:sz w:val="22"/>
         </w:rPr>
-        <w:t>중앙의 ‘검증 결정할 사진’ 한 장에 대해 ✓검증 또는 ✕제외 를 결정합니다. 단축키와 액션 매핑:</w:t>
+        <w:t>단축키</w:t>
       </w:r>
     </w:p>
     <w:p>
@@ -748,7 +502,7 @@
           <w:rFonts w:ascii="Malgun Gothic" w:hAnsi="Malgun Gothic"/>
           <w:sz w:val="22"/>
         </w:rPr>
-        <w:t>← 또는 1 → 검증</w:t>
+        <w:t>S — 잠시 보류 (나중에 [보류 재시도] 가능)</w:t>
       </w:r>
     </w:p>
     <w:p>
@@ -760,7 +514,7 @@
           <w:rFonts w:ascii="Malgun Gothic" w:hAnsi="Malgun Gothic"/>
           <w:sz w:val="22"/>
         </w:rPr>
-        <w:t>→ 또는 2 → 제외</w:t>
+        <w:t>N — 매치 없음 확정</w:t>
       </w:r>
     </w:p>
     <w:p>
@@ -772,7 +526,30 @@
           <w:rFonts w:ascii="Malgun Gothic" w:hAnsi="Malgun Gothic"/>
           <w:sz w:val="22"/>
         </w:rPr>
-        <w:t>Z → 직전 결정 취소</w:t>
+        <w:t>후보 더블클릭 — 풀스크린 뷰어</w:t>
+      </w:r>
+    </w:p>
+    <w:p>
+      <w:pPr>
+        <w:pStyle w:val="ListBullet"/>
+      </w:pPr>
+      <w:r>
+        <w:rPr>
+          <w:rFonts w:ascii="Malgun Gothic" w:hAnsi="Malgun Gothic"/>
+          <w:sz w:val="22"/>
+        </w:rPr>
+        <w:t>후보 우측 상단 돋보기 버튼 — 후보 칸 안에서 큰 사진으로 비교</w:t>
+      </w:r>
+    </w:p>
+    <w:p>
+      <w:pPr>
+        <w:pStyle w:val="Heading2"/>
+      </w:pPr>
+      <w:r>
+        <w:rPr>
+          <w:rFonts w:ascii="Malgun Gothic" w:hAnsi="Malgun Gothic"/>
+        </w:rPr>
+        <w:t>더 크게 보기 모드</w:t>
       </w:r>
     </w:p>
     <w:p>
@@ -783,19 +560,43 @@
           <w:i w:val="0"/>
           <w:sz w:val="22"/>
         </w:rPr>
-        <w:t>좌측 패널은 남은 후보, 우측 패널은 ‘검증 대상’ 으로 분류된 사진, 하단 패널은 ‘제외됨’ 사진입니다. 모든 사진을 결정하면 Stage 2 로 진입합니다.</w:t>
+        <w:t>후보 칸 안에서 큰 화면으로 비교할 수 있는 모드입니다.</w:t>
       </w:r>
     </w:p>
     <w:p>
+      <w:pPr>
+        <w:pStyle w:val="ListBullet"/>
+      </w:pPr>
       <w:r>
         <w:rPr>
           <w:rFonts w:ascii="Malgun Gothic" w:hAnsi="Malgun Gothic"/>
-          <w:b w:val="0"/>
-          <w:i/>
-          <w:color w:val="666666"/>
           <w:sz w:val="22"/>
         </w:rPr>
-        <w:t>거의 동일한 사진이 자동으로 그룹화되어 대표 한 장만 큐에 들어옵니다. [동일 그룹 보기] 버튼으로 그룹 안의 사진들을 확인하거나 분리할 수 있습니다.</w:t>
+        <w:t>← / → — 후보 이전 / 다음</w:t>
+      </w:r>
+    </w:p>
+    <w:p>
+      <w:pPr>
+        <w:pStyle w:val="ListBullet"/>
+      </w:pPr>
+      <w:r>
+        <w:rPr>
+          <w:rFonts w:ascii="Malgun Gothic" w:hAnsi="Malgun Gothic"/>
+          <w:sz w:val="22"/>
+        </w:rPr>
+        <w:t>Enter — 현재 후보로 매칭 확정</w:t>
+      </w:r>
+    </w:p>
+    <w:p>
+      <w:pPr>
+        <w:pStyle w:val="ListBullet"/>
+      </w:pPr>
+      <w:r>
+        <w:rPr>
+          <w:rFonts w:ascii="Malgun Gothic" w:hAnsi="Malgun Gothic"/>
+          <w:sz w:val="22"/>
+        </w:rPr>
+        <w:t>Esc — 그리드로 복귀</w:t>
       </w:r>
     </w:p>
     <w:p>
@@ -811,7 +612,18 @@
         <w:rPr>
           <w:rFonts w:ascii="Malgun Gothic" w:hAnsi="Malgun Gothic"/>
         </w:rPr>
-        <w:t>6. Stage 2 — 유사도 기반 매칭</w:t>
+        <w:t>5. 그룹 검토 (Auto All 모드)</w:t>
+      </w:r>
+    </w:p>
+    <w:p>
+      <w:r>
+        <w:rPr>
+          <w:rFonts w:ascii="Malgun Gothic" w:hAnsi="Malgun Gothic"/>
+          <w:b w:val="0"/>
+          <w:i w:val="0"/>
+          <w:sz w:val="22"/>
+        </w:rPr>
+        <w:t>모든 사진 자동 모드에서는 동일한 사진을 자동으로 묶어 한 장만 매치 대상에 포함합니다. 잘못 묶인 사진을 확인하는 단계입니다.</w:t>
       </w:r>
     </w:p>
     <w:p>
@@ -830,7 +642,7 @@
               <a:graphicData uri="http://schemas.openxmlformats.org/drawingml/2006/picture">
                 <pic:pic>
                   <pic:nvPicPr>
-                    <pic:cNvPr id="0" name="06_match_page_empty.png"/>
+                    <pic:cNvPr id="0" name="03_group_review.png"/>
                     <pic:cNvPicPr/>
                   </pic:nvPicPr>
                   <pic:blipFill>
@@ -864,29 +676,7 @@
           <w:color w:val="555555"/>
           <w:sz w:val="20"/>
         </w:rPr>
-        <w:t>[그림] Stage 2 화면 — 좌(Skip 풀) / 중앙(기준 사진) / 우(후보 그리드)</w:t>
-      </w:r>
-    </w:p>
-    <w:p>
-      <w:pPr>
-        <w:pStyle w:val="Heading2"/>
-      </w:pPr>
-      <w:r>
-        <w:rPr>
-          <w:rFonts w:ascii="Malgun Gothic" w:hAnsi="Malgun Gothic"/>
-        </w:rPr>
-        <w:t>수동 모드</w:t>
-      </w:r>
-    </w:p>
-    <w:p>
-      <w:r>
-        <w:rPr>
-          <w:rFonts w:ascii="Malgun Gothic" w:hAnsi="Malgun Gothic"/>
-          <w:b w:val="0"/>
-          <w:i w:val="0"/>
-          <w:sz w:val="22"/>
-        </w:rPr>
-        <w:t>기준 사진(중앙) 에 대한 검증 후보들이 점수 순으로 우측에 나열됩니다. 후보 사진을 클릭하면 매칭 확정입니다.</w:t>
+        <w:t>[그림] 그룹 검토 — ⭐ 가 대표 사진</w:t>
       </w:r>
     </w:p>
     <w:p>
@@ -898,7 +688,7 @@
           <w:rFonts w:ascii="Malgun Gothic" w:hAnsi="Malgun Gothic"/>
           <w:sz w:val="22"/>
         </w:rPr>
-        <w:t>S → 잠시 보류 (Skip — 나중에 [보류 재시도] 가능)</w:t>
+        <w:t>묶인 사진 클릭 — 그룹에서 분리 (분리된 사진도 매치 대상에 포함)</w:t>
       </w:r>
     </w:p>
     <w:p>
@@ -910,7 +700,7 @@
           <w:rFonts w:ascii="Malgun Gothic" w:hAnsi="Malgun Gothic"/>
           <w:sz w:val="22"/>
         </w:rPr>
-        <w:t>N → 매치 없음 확정</w:t>
+        <w:t>⭐ 대표 사진 클릭 — 그룹 전체 해체</w:t>
       </w:r>
     </w:p>
     <w:p>
@@ -922,53 +712,7 @@
           <w:rFonts w:ascii="Malgun Gothic" w:hAnsi="Malgun Gothic"/>
           <w:sz w:val="22"/>
         </w:rPr>
-        <w:t>후보 우측 상단 🔍 버튼 → ‘더 크게 보기’ 모드 (←/→ 후보 순환, Enter 확정, Esc 복귀)</w:t>
-      </w:r>
-    </w:p>
-    <w:p>
-      <w:pPr>
-        <w:pStyle w:val="ListBullet"/>
-      </w:pPr>
-      <w:r>
-        <w:rPr>
-          <w:rFonts w:ascii="Malgun Gothic" w:hAnsi="Malgun Gothic"/>
-          <w:sz w:val="22"/>
-        </w:rPr>
-        <w:t>후보 더블클릭 → 풀스크린 뷰어</w:t>
-      </w:r>
-    </w:p>
-    <w:p>
-      <w:pPr>
-        <w:pStyle w:val="Heading2"/>
-      </w:pPr>
-      <w:r>
-        <w:rPr>
-          <w:rFonts w:ascii="Malgun Gothic" w:hAnsi="Malgun Gothic"/>
-        </w:rPr>
-        <w:t>자동 모드 (User Select / Auto All)</w:t>
-      </w:r>
-    </w:p>
-    <w:p>
-      <w:r>
-        <w:rPr>
-          <w:rFonts w:ascii="Malgun Gothic" w:hAnsi="Malgun Gothic"/>
-          <w:b w:val="0"/>
-          <w:i w:val="0"/>
-          <w:sz w:val="22"/>
-        </w:rPr>
-        <w:t>자동 모드에서는 Stage 2 진입 시 ‘유사도 사전 계산 중…’ 진행 표시가 한 번 뜬 뒤 모든 기준 사진에 대해 자동 매칭이 수행됩니다. 사용자는 버튼을 누를 필요 없이 매치 검토 화면으로 이동합니다.</w:t>
-      </w:r>
-    </w:p>
-    <w:p>
-      <w:r>
-        <w:rPr>
-          <w:rFonts w:ascii="Malgun Gothic" w:hAnsi="Malgun Gothic"/>
-          <w:b w:val="0"/>
-          <w:i/>
-          <w:color w:val="666666"/>
-          <w:sz w:val="22"/>
-        </w:rPr>
-        <w:t>사전 계산은 슬롯 단위로 한 번만 일어나므로, 두 번째 기준 사진부터는 디스크 IO 없이 즉시 처리됩니다.</w:t>
+        <w:t>검토 완료 → [매치 시작 ▶]</w:t>
       </w:r>
     </w:p>
     <w:p>
@@ -984,7 +728,7 @@
         <w:rPr>
           <w:rFonts w:ascii="Malgun Gothic" w:hAnsi="Malgun Gothic"/>
         </w:rPr>
-        <w:t>7. 그룹 검토 — Auto All 모드 전용</w:t>
+        <w:t>6. 매치 검토</w:t>
       </w:r>
     </w:p>
     <w:p>
@@ -995,7 +739,7 @@
           <w:i w:val="0"/>
           <w:sz w:val="22"/>
         </w:rPr>
-        <w:t>모든 사진 자동 모드에서는 기준 장비의 사진들이 거의 동일한 것끼리 자동으로 그룹화됩니다. 잘못 묶인 사진이 있는지 사용자가 확인하는 단계입니다.</w:t>
+        <w:t>자동 매치 결과를 한 줄씩 스크롤하며 확인합니다.</w:t>
       </w:r>
     </w:p>
     <w:p>
@@ -1014,7 +758,7 @@
               <a:graphicData uri="http://schemas.openxmlformats.org/drawingml/2006/picture">
                 <pic:pic>
                   <pic:nvPicPr>
-                    <pic:cNvPr id="0" name="03_group_review.png"/>
+                    <pic:cNvPr id="0" name="04_match_review.png"/>
                     <pic:cNvPicPr/>
                   </pic:nvPicPr>
                   <pic:blipFill>
@@ -1048,94 +792,7 @@
           <w:color w:val="555555"/>
           <w:sz w:val="20"/>
         </w:rPr>
-        <w:t>[그림] 그룹 검토 화면 — ⭐ 가 대표 사진, 묶인 사진들이 한 줄로 표시</w:t>
-      </w:r>
-    </w:p>
-    <w:p>
-      <w:pPr>
-        <w:pStyle w:val="Heading2"/>
-      </w:pPr>
-      <w:r>
-        <w:rPr>
-          <w:rFonts w:ascii="Malgun Gothic" w:hAnsi="Malgun Gothic"/>
-        </w:rPr>
-        <w:t>조작 방법</w:t>
-      </w:r>
-    </w:p>
-    <w:p>
-      <w:pPr>
-        <w:pStyle w:val="ListBullet"/>
-      </w:pPr>
-      <w:r>
-        <w:rPr>
-          <w:rFonts w:ascii="Malgun Gothic" w:hAnsi="Malgun Gothic"/>
-          <w:sz w:val="22"/>
-        </w:rPr>
-        <w:t>묶인 사진을 클릭하면 그룹에서 분리됩니다.</w:t>
-      </w:r>
-    </w:p>
-    <w:p>
-      <w:pPr>
-        <w:pStyle w:val="ListBullet"/>
-      </w:pPr>
-      <w:r>
-        <w:rPr>
-          <w:rFonts w:ascii="Malgun Gothic" w:hAnsi="Malgun Gothic"/>
-          <w:sz w:val="22"/>
-        </w:rPr>
-        <w:t>분리된 사진은 자동으로 매치 후보에 추가되어 다음 Stage 2 자동 매칭에 포함됩니다.</w:t>
-      </w:r>
-    </w:p>
-    <w:p>
-      <w:pPr>
-        <w:pStyle w:val="ListBullet"/>
-      </w:pPr>
-      <w:r>
-        <w:rPr>
-          <w:rFonts w:ascii="Malgun Gothic" w:hAnsi="Malgun Gothic"/>
-          <w:sz w:val="22"/>
-        </w:rPr>
-        <w:t>⭐ 대표 사진을 클릭하면 그룹 전체가 해체되고 모든 사진이 독립 매치 후보가 됩니다.</w:t>
-      </w:r>
-    </w:p>
-    <w:p>
-      <w:pPr>
-        <w:pStyle w:val="ListBullet"/>
-      </w:pPr>
-      <w:r>
-        <w:rPr>
-          <w:rFonts w:ascii="Malgun Gothic" w:hAnsi="Malgun Gothic"/>
-          <w:sz w:val="22"/>
-        </w:rPr>
-        <w:t>상단 요약 라벨에서 ‘총 매치 대상 N 장 · 남은 그룹 M 개’ 를 실시간으로 확인 가능.</w:t>
-      </w:r>
-    </w:p>
-    <w:p>
-      <w:pPr>
-        <w:pStyle w:val="ListBullet"/>
-      </w:pPr>
-      <w:r>
-        <w:rPr>
-          <w:rFonts w:ascii="Malgun Gothic" w:hAnsi="Malgun Gothic"/>
-          <w:sz w:val="22"/>
-        </w:rPr>
-        <w:t>검토가 끝나면 [매치 시작 ▶] 을 누릅니다.</w:t>
-      </w:r>
-    </w:p>
-    <w:p>
-      <w:r>
-        <w:br w:type="page"/>
-      </w:r>
-    </w:p>
-    <w:p>
-      <w:pPr>
-        <w:pStyle w:val="Heading1"/>
-      </w:pPr>
-      <w:r>
-        <w:rPr>
-          <w:rFonts w:ascii="Malgun Gothic" w:hAnsi="Malgun Gothic"/>
-        </w:rPr>
-        <w:t>8. 매치 검토 — Auto All / User Select 모드 공용</w:t>
+        <w:t>[그림] 매치 검토 — 모든 매치를 유지하는 초기 상태</w:t>
       </w:r>
     </w:p>
     <w:p>
@@ -1146,7 +803,7 @@
           <w:i w:val="0"/>
           <w:sz w:val="22"/>
         </w:rPr>
-        <w:t>자동 매치 결과를 한 줄씩 스크롤하며 확인합니다. 한 행 = 슬롯명 + 기준 사진 + → + 검증 사진 + 점수%.</w:t>
+        <w:t>잘못된 매치는 [매치 없음 ✕] 을 눌러 미매칭 처리합니다. 그 행은 빨간 테두리로 강조되고 버튼이 [되돌리기 ↩] 로 바뀌어 실수로 누른 경우 복원할 수 있습니다.</w:t>
       </w:r>
     </w:p>
     <w:p>
@@ -1165,7 +822,7 @@
               <a:graphicData uri="http://schemas.openxmlformats.org/drawingml/2006/picture">
                 <pic:pic>
                   <pic:nvPicPr>
-                    <pic:cNvPr id="0" name="04_match_review.png"/>
+                    <pic:cNvPr id="0" name="05_match_review_toggled.png"/>
                     <pic:cNvPicPr/>
                   </pic:nvPicPr>
                   <pic:blipFill>
@@ -1199,18 +856,7 @@
           <w:color w:val="555555"/>
           <w:sz w:val="20"/>
         </w:rPr>
-        <w:t>[그림] 매치 검토 — 모든 매치를 그대로 유지하는 초기 상태</w:t>
-      </w:r>
-    </w:p>
-    <w:p>
-      <w:pPr>
-        <w:pStyle w:val="Heading2"/>
-      </w:pPr>
-      <w:r>
-        <w:rPr>
-          <w:rFonts w:ascii="Malgun Gothic" w:hAnsi="Malgun Gothic"/>
-        </w:rPr>
-        <w:t>잘못된 매치 처리</w:t>
+        <w:t>[그림] 두 번째 행을 ‘매치 없음’ 으로 표시한 상태</w:t>
       </w:r>
     </w:p>
     <w:p>
@@ -1221,7 +867,23 @@
           <w:i w:val="0"/>
           <w:sz w:val="22"/>
         </w:rPr>
-        <w:t>잘못된 매치가 있으면 그 행의 [매치 없음 ✕] 을 누릅니다. 그 행은 빨간 테두리로 강조되고 버튼은 [되돌리기 ↩] 로 바뀝니다. 실수로 누른 경우 되돌리기로 복원 가능.</w:t>
+        <w:t>검토가 끝나면 [검토 완료 ▶] 를 누릅니다.</w:t>
+      </w:r>
+    </w:p>
+    <w:p>
+      <w:r>
+        <w:br w:type="page"/>
+      </w:r>
+    </w:p>
+    <w:p>
+      <w:pPr>
+        <w:pStyle w:val="Heading1"/>
+      </w:pPr>
+      <w:r>
+        <w:rPr>
+          <w:rFonts w:ascii="Malgun Gothic" w:hAnsi="Malgun Gothic"/>
+        </w:rPr>
+        <w:t>7. 결과 및 엑셀 저장</w:t>
       </w:r>
     </w:p>
     <w:p>
@@ -1240,7 +902,7 @@
               <a:graphicData uri="http://schemas.openxmlformats.org/drawingml/2006/picture">
                 <pic:pic>
                   <pic:nvPicPr>
-                    <pic:cNvPr id="0" name="05_match_review_toggled.png"/>
+                    <pic:cNvPr id="0" name="07_result_page.png"/>
                     <pic:cNvPicPr/>
                   </pic:nvPicPr>
                   <pic:blipFill>
@@ -1274,29 +936,102 @@
           <w:color w:val="555555"/>
           <w:sz w:val="20"/>
         </w:rPr>
-        <w:t>[그림] 두 번째 행을 ‘매치 없음’ 으로 표시한 상태 — 빨간 테두리 + 되돌리기 버튼</w:t>
+        <w:t>[그림] 결과 페이지</w:t>
       </w:r>
     </w:p>
     <w:p>
+      <w:pPr>
+        <w:pStyle w:val="ListBullet"/>
+      </w:pPr>
       <w:r>
         <w:rPr>
           <w:rFonts w:ascii="Malgun Gothic" w:hAnsi="Malgun Gothic"/>
-          <w:b w:val="0"/>
-          <w:i w:val="0"/>
           <w:sz w:val="22"/>
         </w:rPr>
-        <w:t>[매치 없음] 으로 표시된 사진은 결과 엑셀에 ‘기준 사진 + 빨간 파일명 (미매칭)’ 행으로 들어갑니다 — 나중에 그 사진만 따로 확인 가능.</w:t>
+        <w:t>[매칭 결과 검토] — 결과를 다시 확인하고 잘못된 행 삭제</w:t>
       </w:r>
     </w:p>
     <w:p>
+      <w:pPr>
+        <w:pStyle w:val="ListBullet"/>
+      </w:pPr>
       <w:r>
         <w:rPr>
           <w:rFonts w:ascii="Malgun Gothic" w:hAnsi="Malgun Gothic"/>
-          <w:b w:val="0"/>
-          <w:i w:val="0"/>
           <w:sz w:val="22"/>
         </w:rPr>
-        <w:t>검토가 끝나면 하단 [검토 완료 ▶] 을 누릅니다. 결과 페이지로 이동합니다.</w:t>
+        <w:t>[엑셀로 저장] — 결과/AOI {검증호기} 검증 ({기준호기} 기준).xlsx 자동 생성</w:t>
+      </w:r>
+    </w:p>
+    <w:p>
+      <w:pPr>
+        <w:pStyle w:val="ListBullet"/>
+      </w:pPr>
+      <w:r>
+        <w:rPr>
+          <w:rFonts w:ascii="Malgun Gothic" w:hAnsi="Malgun Gothic"/>
+          <w:sz w:val="22"/>
+        </w:rPr>
+        <w:t>[새 검증 시작] — 처음 화면으로 돌아가서 새 세션</w:t>
+      </w:r>
+    </w:p>
+    <w:p>
+      <w:pPr>
+        <w:pStyle w:val="Heading2"/>
+      </w:pPr>
+      <w:r>
+        <w:rPr>
+          <w:rFonts w:ascii="Malgun Gothic" w:hAnsi="Malgun Gothic"/>
+        </w:rPr>
+        <w:t>엑셀 결과</w:t>
+      </w:r>
+    </w:p>
+    <w:p>
+      <w:pPr>
+        <w:pStyle w:val="ListBullet"/>
+      </w:pPr>
+      <w:r>
+        <w:rPr>
+          <w:rFonts w:ascii="Malgun Gothic" w:hAnsi="Malgun Gothic"/>
+          <w:sz w:val="22"/>
+        </w:rPr>
+        <w:t>B 열: Slot 명</w:t>
+      </w:r>
+    </w:p>
+    <w:p>
+      <w:pPr>
+        <w:pStyle w:val="ListBullet"/>
+      </w:pPr>
+      <w:r>
+        <w:rPr>
+          <w:rFonts w:ascii="Malgun Gothic" w:hAnsi="Malgun Gothic"/>
+          <w:sz w:val="22"/>
+        </w:rPr>
+        <w:t>C 열: 기준 장비 사진</w:t>
+      </w:r>
+    </w:p>
+    <w:p>
+      <w:pPr>
+        <w:pStyle w:val="ListBullet"/>
+      </w:pPr>
+      <w:r>
+        <w:rPr>
+          <w:rFonts w:ascii="Malgun Gothic" w:hAnsi="Malgun Gothic"/>
+          <w:sz w:val="22"/>
+        </w:rPr>
+        <w:t>D 열: 검증 장비 사진 (미매칭은 빨간 파일명 텍스트)</w:t>
+      </w:r>
+    </w:p>
+    <w:p>
+      <w:pPr>
+        <w:pStyle w:val="ListBullet"/>
+      </w:pPr>
+      <w:r>
+        <w:rPr>
+          <w:rFonts w:ascii="Malgun Gothic" w:hAnsi="Malgun Gothic"/>
+          <w:sz w:val="22"/>
+        </w:rPr>
+        <w:t>E 열: 매칭 방향 (교차 모드에서만)</w:t>
       </w:r>
     </w:p>
     <w:p>
@@ -1312,194 +1047,7 @@
         <w:rPr>
           <w:rFonts w:ascii="Malgun Gothic" w:hAnsi="Malgun Gothic"/>
         </w:rPr>
-        <w:t>9. 결과 페이지 및 엑셀 저장</w:t>
-      </w:r>
-    </w:p>
-    <w:p>
-      <w:pPr>
-        <w:jc w:val="center"/>
-      </w:pPr>
-      <w:r>
-        <w:drawing>
-          <wp:inline xmlns:a="http://schemas.openxmlformats.org/drawingml/2006/main" xmlns:pic="http://schemas.openxmlformats.org/drawingml/2006/picture">
-            <wp:extent cx="5760000" cy="3690000"/>
-            <wp:docPr id="8" name="Picture 8"/>
-            <wp:cNvGraphicFramePr>
-              <a:graphicFrameLocks noChangeAspect="1"/>
-            </wp:cNvGraphicFramePr>
-            <a:graphic>
-              <a:graphicData uri="http://schemas.openxmlformats.org/drawingml/2006/picture">
-                <pic:pic>
-                  <pic:nvPicPr>
-                    <pic:cNvPr id="0" name="07_result_page.png"/>
-                    <pic:cNvPicPr/>
-                  </pic:nvPicPr>
-                  <pic:blipFill>
-                    <a:blip r:embed="rId16"/>
-                    <a:stretch>
-                      <a:fillRect/>
-                    </a:stretch>
-                  </pic:blipFill>
-                  <pic:spPr>
-                    <a:xfrm>
-                      <a:off x="0" y="0"/>
-                      <a:ext cx="5760000" cy="3690000"/>
-                    </a:xfrm>
-                    <a:prstGeom prst="rect"/>
-                  </pic:spPr>
-                </pic:pic>
-              </a:graphicData>
-            </a:graphic>
-          </wp:inline>
-        </w:drawing>
-      </w:r>
-    </w:p>
-    <w:p>
-      <w:pPr>
-        <w:jc w:val="center"/>
-      </w:pPr>
-      <w:r>
-        <w:rPr>
-          <w:rFonts w:ascii="Malgun Gothic" w:hAnsi="Malgun Gothic"/>
-          <w:i/>
-          <w:color w:val="555555"/>
-          <w:sz w:val="20"/>
-        </w:rPr>
-        <w:t>[그림] 결과 페이지 — 자동 모드에서는 노란 안내가 표시됨</w:t>
-      </w:r>
-    </w:p>
-    <w:p>
-      <w:pPr>
-        <w:pStyle w:val="Heading2"/>
-      </w:pPr>
-      <w:r>
-        <w:rPr>
-          <w:rFonts w:ascii="Malgun Gothic" w:hAnsi="Malgun Gothic"/>
-        </w:rPr>
-        <w:t>버튼</w:t>
-      </w:r>
-    </w:p>
-    <w:p>
-      <w:pPr>
-        <w:pStyle w:val="ListBullet"/>
-      </w:pPr>
-      <w:r>
-        <w:rPr>
-          <w:rFonts w:ascii="Malgun Gothic" w:hAnsi="Malgun Gothic"/>
-          <w:sz w:val="22"/>
-        </w:rPr>
-        <w:t>[매칭 결과 검토] — 결과를 다시 한 번 확인하고 잘못된 행 삭제 가능</w:t>
-      </w:r>
-    </w:p>
-    <w:p>
-      <w:pPr>
-        <w:pStyle w:val="ListBullet"/>
-      </w:pPr>
-      <w:r>
-        <w:rPr>
-          <w:rFonts w:ascii="Malgun Gothic" w:hAnsi="Malgun Gothic"/>
-          <w:sz w:val="22"/>
-        </w:rPr>
-        <w:t>[엑셀로 저장] — 결과/AOI {검증호기} 검증 ({기준호기} 기준).xlsx 파일 생성</w:t>
-      </w:r>
-    </w:p>
-    <w:p>
-      <w:pPr>
-        <w:pStyle w:val="ListBullet"/>
-      </w:pPr>
-      <w:r>
-        <w:rPr>
-          <w:rFonts w:ascii="Malgun Gothic" w:hAnsi="Malgun Gothic"/>
-          <w:sz w:val="22"/>
-        </w:rPr>
-        <w:t>[새 검증 시작] — 처음 화면으로 돌아가서 새 세션 시작</w:t>
-      </w:r>
-    </w:p>
-    <w:p>
-      <w:pPr>
-        <w:pStyle w:val="Heading2"/>
-      </w:pPr>
-      <w:r>
-        <w:rPr>
-          <w:rFonts w:ascii="Malgun Gothic" w:hAnsi="Malgun Gothic"/>
-        </w:rPr>
-        <w:t>엑셀 결과의 특징</w:t>
-      </w:r>
-    </w:p>
-    <w:p>
-      <w:pPr>
-        <w:pStyle w:val="ListBullet"/>
-      </w:pPr>
-      <w:r>
-        <w:rPr>
-          <w:rFonts w:ascii="Malgun Gothic" w:hAnsi="Malgun Gothic"/>
-          <w:sz w:val="22"/>
-        </w:rPr>
-        <w:t>위치: 프로젝트 루트의 결과/ 폴더 (자동 생성)</w:t>
-      </w:r>
-    </w:p>
-    <w:p>
-      <w:pPr>
-        <w:pStyle w:val="ListBullet"/>
-      </w:pPr>
-      <w:r>
-        <w:rPr>
-          <w:rFonts w:ascii="Malgun Gothic" w:hAnsi="Malgun Gothic"/>
-          <w:sz w:val="22"/>
-        </w:rPr>
-        <w:t>B 열 Slot / C 열 기준 사진 / D 열 검증 사진 / E 열 매칭 방향 (교차 모드)</w:t>
-      </w:r>
-    </w:p>
-    <w:p>
-      <w:pPr>
-        <w:pStyle w:val="ListBullet"/>
-      </w:pPr>
-      <w:r>
-        <w:rPr>
-          <w:rFonts w:ascii="Malgun Gothic" w:hAnsi="Malgun Gothic"/>
-          <w:sz w:val="22"/>
-        </w:rPr>
-        <w:t>셀과 사진 크기가 맞도록 사진은 약 150px 로 축소됨 — 인쇄/부분 확대에 유리</w:t>
-      </w:r>
-    </w:p>
-    <w:p>
-      <w:pPr>
-        <w:pStyle w:val="ListBullet"/>
-      </w:pPr>
-      <w:r>
-        <w:rPr>
-          <w:rFonts w:ascii="Malgun Gothic" w:hAnsi="Malgun Gothic"/>
-          <w:sz w:val="22"/>
-        </w:rPr>
-        <w:t>미매칭 사진은 D 열에 빨간 글자 파일명 + ‘미매칭’ 코멘트로 한 행에 표시</w:t>
-      </w:r>
-    </w:p>
-    <w:p>
-      <w:pPr>
-        <w:pStyle w:val="ListBullet"/>
-      </w:pPr>
-      <w:r>
-        <w:rPr>
-          <w:rFonts w:ascii="Malgun Gothic" w:hAnsi="Malgun Gothic"/>
-          <w:sz w:val="22"/>
-        </w:rPr>
-        <w:t>회사 SharePoint 메타데이터가 자동 제거되어 ‘읽기 전용’ 보호 보기 없이 즉시 편집 가능</w:t>
-      </w:r>
-    </w:p>
-    <w:p>
-      <w:r>
-        <w:br w:type="page"/>
-      </w:r>
-    </w:p>
-    <w:p>
-      <w:pPr>
-        <w:pStyle w:val="Heading1"/>
-      </w:pPr>
-      <w:r>
-        <w:rPr>
-          <w:rFonts w:ascii="Malgun Gothic" w:hAnsi="Malgun Gothic"/>
-        </w:rPr>
-        <w:t>10. 단축키 요약</w:t>
+        <w:t>8. 단축키 정리</w:t>
       </w:r>
     </w:p>
     <w:tbl>
@@ -1595,7 +1143,7 @@
           </w:tcPr>
           <w:p>
             <w:r>
-              <w:t>직전 결정 취소 (Undo)</w:t>
+              <w:t>직전 결정 취소</w:t>
             </w:r>
           </w:p>
         </w:tc>
@@ -1651,28 +1199,6 @@
           </w:tcPr>
           <w:p>
             <w:r>
-              <w:t>후보 🔍 클릭</w:t>
-            </w:r>
-          </w:p>
-        </w:tc>
-        <w:tc>
-          <w:tcPr>
-            <w:tcW w:type="dxa" w:w="4320"/>
-          </w:tcPr>
-          <w:p>
-            <w:r>
-              <w:t>더 크게 보기 모드 진입</w:t>
-            </w:r>
-          </w:p>
-        </w:tc>
-      </w:tr>
-      <w:tr>
-        <w:tc>
-          <w:tcPr>
-            <w:tcW w:type="dxa" w:w="4320"/>
-          </w:tcPr>
-          <w:p>
-            <w:r>
               <w:t>더 크게 보기 안 ← / →</w:t>
             </w:r>
           </w:p>
@@ -1705,7 +1231,7 @@
           </w:tcPr>
           <w:p>
             <w:r>
-              <w:t>현재 후보로 매칭 확정</w:t>
+              <w:t>현재 후보 매칭 확정</w:t>
             </w:r>
           </w:p>
         </w:tc>
@@ -1768,7 +1294,18 @@
         <w:rPr>
           <w:rFonts w:ascii="Malgun Gothic" w:hAnsi="Malgun Gothic"/>
         </w:rPr>
-        <w:t>11. 캐시 위치</w:t>
+        <w:t>9. 자주 묻는 질문</w:t>
+      </w:r>
+    </w:p>
+    <w:p>
+      <w:pPr>
+        <w:pStyle w:val="Heading2"/>
+      </w:pPr>
+      <w:r>
+        <w:rPr>
+          <w:rFonts w:ascii="Malgun Gothic" w:hAnsi="Malgun Gothic"/>
+        </w:rPr>
+        <w:t>Q. 자동 모드의 그룹화가 너무 공격적입니다.</w:t>
       </w:r>
     </w:p>
     <w:p>
@@ -1779,164 +1316,7 @@
           <w:i w:val="0"/>
           <w:sz w:val="22"/>
         </w:rPr>
-        <w:t>썸네일·중간 이미지·세션 상태·학습 모델 가중치는 모두 다음 폴더 아래에 저장됩니다. 용량이 부담스러우면 폴더째 지워도 됩니다 (다음 실행 시 자동 재생성).</w:t>
-      </w:r>
-    </w:p>
-    <w:p>
-      <w:r>
-        <w:rPr>
-          <w:rFonts w:ascii="Malgun Gothic" w:hAnsi="Malgun Gothic"/>
-          <w:b w:val="0"/>
-          <w:i/>
-          <w:sz w:val="22"/>
-        </w:rPr>
-        <w:t xml:space="preserve">  C:/Users/&lt;사용자&gt;/.aoi_verification_cache/</w:t>
-      </w:r>
-    </w:p>
-    <w:p>
-      <w:pPr>
-        <w:pStyle w:val="ListBullet"/>
-      </w:pPr>
-      <w:r>
-        <w:rPr>
-          <w:rFonts w:ascii="Malgun Gothic" w:hAnsi="Malgun Gothic"/>
-          <w:sz w:val="22"/>
-        </w:rPr>
-        <w:t>thumbs/         200 px 썸네일 (자동 화질 티어 적용)</w:t>
-      </w:r>
-    </w:p>
-    <w:p>
-      <w:pPr>
-        <w:pStyle w:val="ListBullet"/>
-      </w:pPr>
-      <w:r>
-        <w:rPr>
-          <w:rFonts w:ascii="Malgun Gothic" w:hAnsi="Malgun Gothic"/>
-          <w:sz w:val="22"/>
-        </w:rPr>
-        <w:t>mid/            800 px 중간 이미지 (엑셀 임베드용)</w:t>
-      </w:r>
-    </w:p>
-    <w:p>
-      <w:pPr>
-        <w:pStyle w:val="ListBullet"/>
-      </w:pPr>
-      <w:r>
-        <w:rPr>
-          <w:rFonts w:ascii="Malgun Gothic" w:hAnsi="Malgun Gothic"/>
-          <w:sz w:val="22"/>
-        </w:rPr>
-        <w:t>features/       유사도 특징(.npz)</w:t>
-      </w:r>
-    </w:p>
-    <w:p>
-      <w:pPr>
-        <w:pStyle w:val="ListBullet"/>
-      </w:pPr>
-      <w:r>
-        <w:rPr>
-          <w:rFonts w:ascii="Malgun Gothic" w:hAnsi="Malgun Gothic"/>
-          <w:sz w:val="22"/>
-        </w:rPr>
-        <w:t>session/        자동 저장된 세션 상태</w:t>
-      </w:r>
-    </w:p>
-    <w:p>
-      <w:pPr>
-        <w:pStyle w:val="ListBullet"/>
-      </w:pPr>
-      <w:r>
-        <w:rPr>
-          <w:rFonts w:ascii="Malgun Gothic" w:hAnsi="Malgun Gothic"/>
-          <w:sz w:val="22"/>
-        </w:rPr>
-        <w:t>training_data/  매칭 쌍 (학습용)</w:t>
-      </w:r>
-    </w:p>
-    <w:p>
-      <w:pPr>
-        <w:pStyle w:val="ListBullet"/>
-      </w:pPr>
-      <w:r>
-        <w:rPr>
-          <w:rFonts w:ascii="Malgun Gothic" w:hAnsi="Malgun Gothic"/>
-          <w:sz w:val="22"/>
-        </w:rPr>
-        <w:t>models/         학습된 모델 가중치 + 메타데이터</w:t>
-      </w:r>
-    </w:p>
-    <w:p>
-      <w:pPr>
-        <w:pStyle w:val="ListBullet"/>
-      </w:pPr>
-      <w:r>
-        <w:rPr>
-          <w:rFonts w:ascii="Malgun Gothic" w:hAnsi="Malgun Gothic"/>
-          <w:sz w:val="22"/>
-        </w:rPr>
-        <w:t>evaluations/    모델별 평가 로그</w:t>
-      </w:r>
-    </w:p>
-    <w:p>
-      <w:pPr>
-        <w:pStyle w:val="ListBullet"/>
-      </w:pPr>
-      <w:r>
-        <w:rPr>
-          <w:rFonts w:ascii="Malgun Gothic" w:hAnsi="Malgun Gothic"/>
-          <w:sz w:val="22"/>
-        </w:rPr>
-        <w:t>ui_prefs.json   화면 크기·임계치·자동화 수준·마지막 입력 폴더 등</w:t>
-      </w:r>
-    </w:p>
-    <w:p>
-      <w:r>
-        <w:rPr>
-          <w:rFonts w:ascii="Malgun Gothic" w:hAnsi="Malgun Gothic"/>
-          <w:b/>
-          <w:i w:val="0"/>
-          <w:color w:val="0066CC"/>
-          <w:sz w:val="22"/>
-        </w:rPr>
-        <w:t>원본 사진 폴더는 절대 수정되지 않습니다.</w:t>
-      </w:r>
-    </w:p>
-    <w:p>
-      <w:r>
-        <w:br w:type="page"/>
-      </w:r>
-    </w:p>
-    <w:p>
-      <w:pPr>
-        <w:pStyle w:val="Heading1"/>
-      </w:pPr>
-      <w:r>
-        <w:rPr>
-          <w:rFonts w:ascii="Malgun Gothic" w:hAnsi="Malgun Gothic"/>
-        </w:rPr>
-        <w:t>12. 자주 묻는 질문</w:t>
-      </w:r>
-    </w:p>
-    <w:p>
-      <w:pPr>
-        <w:pStyle w:val="Heading2"/>
-      </w:pPr>
-      <w:r>
-        <w:rPr>
-          <w:rFonts w:ascii="Malgun Gothic" w:hAnsi="Malgun Gothic"/>
-        </w:rPr>
-        <w:t>Q. 자동 모드에서 그룹화가 너무 공격적입니다.</w:t>
-      </w:r>
-    </w:p>
-    <w:p>
-      <w:r>
-        <w:rPr>
-          <w:rFonts w:ascii="Malgun Gothic" w:hAnsi="Malgun Gothic"/>
-          <w:b w:val="0"/>
-          <w:i w:val="0"/>
-          <w:sz w:val="22"/>
-        </w:rPr>
-        <w:t>A. 그룹 검토 화면에서 잘못 묶인 사진을 클릭하면 분리됩니다. 분리된 사진은 다음 자동 매치에 포함됩니다. 자동 그룹화의 임계치는 기본 0.92 로, 거의 동일한 사진끼리만 묶이도록 설정되어 있습니다.</w:t>
+        <w:t>A. 그룹 검토 화면에서 잘못 묶인 사진을 클릭해 분리하세요. 분리한 결과는 이후 학습에 반영되어 자동 그룹화 정확도가 개선됩니다.</w:t>
       </w:r>
     </w:p>
     <w:p>
@@ -1958,29 +1338,7 @@
           <w:i w:val="0"/>
           <w:sz w:val="22"/>
         </w:rPr>
-        <w:t>A. 매치 검토 화면에서 잘못된 행의 [매치 없음 ✕] 을 누르세요. 그 사진은 결과 엑셀에 ‘미매칭’ 행으로 들어갑니다.</w:t>
-      </w:r>
-    </w:p>
-    <w:p>
-      <w:pPr>
-        <w:pStyle w:val="Heading2"/>
-      </w:pPr>
-      <w:r>
-        <w:rPr>
-          <w:rFonts w:ascii="Malgun Gothic" w:hAnsi="Malgun Gothic"/>
-        </w:rPr>
-        <w:t>Q. 엑셀이 ‘읽기 전용’ 으로 열립니다.</w:t>
-      </w:r>
-    </w:p>
-    <w:p>
-      <w:r>
-        <w:rPr>
-          <w:rFonts w:ascii="Malgun Gothic" w:hAnsi="Malgun Gothic"/>
-          <w:b w:val="0"/>
-          <w:i w:val="0"/>
-          <w:sz w:val="22"/>
-        </w:rPr>
-        <w:t>A. 본 프로그램의 출력 엑셀은 모든 SharePoint / MIP 메타데이터를 제거하므로 ‘보호 보기’ 없이 즉시 편집 가능합니다. 만약 ‘읽기 전용’ 이 떠 있다면 결과 엑셀이 다른 곳에서 이미 열려 있는지 확인하세요.</w:t>
+        <w:t>A. 매치 검토 화면에서 잘못된 행의 [매치 없음 ✕] 을 누르세요. 그 사진은 엑셀에 ‘미매칭’ 행으로 들어갑니다.</w:t>
       </w:r>
     </w:p>
     <w:p>
@@ -2002,78 +1360,7 @@
           <w:i w:val="0"/>
           <w:sz w:val="22"/>
         </w:rPr>
-        <w:t>A. 시작 설정 화면의 ‘빠른 모드 (썸네일 화질 낮춤)’ 체크박스를 활성화하면 모든 사진을 가장 낮은 화질 티어 (140 px / Q65) 로 처리합니다. 추가로 ‘모든 사진 자동’ 모드로 전환하면 사용자 결정 시간이 빠집니다.</w:t>
-      </w:r>
-    </w:p>
-    <w:p>
-      <w:pPr>
-        <w:pStyle w:val="Heading2"/>
-      </w:pPr>
-      <w:r>
-        <w:rPr>
-          <w:rFonts w:ascii="Malgun Gothic" w:hAnsi="Malgun Gothic"/>
-        </w:rPr>
-        <w:t>Q. 학습 모델을 사용하려면?</w:t>
-      </w:r>
-    </w:p>
-    <w:p>
-      <w:r>
-        <w:rPr>
-          <w:rFonts w:ascii="Malgun Gothic" w:hAnsi="Malgun Gothic"/>
-          <w:b w:val="0"/>
-          <w:i w:val="0"/>
-          <w:sz w:val="22"/>
-        </w:rPr>
-        <w:t>A. torch + torchvision 이 설치되어 있어야 합니다. 검증을 마칠 때마다 매칭 쌍을 학습 데이터로 누적할 수 있고, 셋업 화면의 [모델 재학습 시작] 버튼으로 새 모델을 만들 수 있습니다. 저장 파일명은 model_YYYY-MM-DD_HHMMSS.pt 형식이며 모든 학습 버전이 보존됩니다.</w:t>
-      </w:r>
-    </w:p>
-    <w:p>
-      <w:r>
-        <w:br w:type="page"/>
-      </w:r>
-    </w:p>
-    <w:p>
-      <w:pPr>
-        <w:pStyle w:val="Heading1"/>
-      </w:pPr>
-      <w:r>
-        <w:rPr>
-          <w:rFonts w:ascii="Malgun Gothic" w:hAnsi="Malgun Gothic"/>
-        </w:rPr>
-        <w:t>13. 문의</w:t>
-      </w:r>
-    </w:p>
-    <w:p>
-      <w:r>
-        <w:rPr>
-          <w:rFonts w:ascii="Malgun Gothic" w:hAnsi="Malgun Gothic"/>
-          <w:b w:val="0"/>
-          <w:i w:val="0"/>
-          <w:sz w:val="22"/>
-        </w:rPr>
-        <w:t>본 도구는 내부 사용용입니다.  개선 요청이나 버그 보고는 다음으로 전달해 주세요.</w:t>
-      </w:r>
-    </w:p>
-    <w:p>
-      <w:r>
-        <w:rPr>
-          <w:rFonts w:ascii="Malgun Gothic" w:hAnsi="Malgun Gothic"/>
-          <w:b/>
-          <w:i w:val="0"/>
-          <w:sz w:val="22"/>
-        </w:rPr>
-        <w:t xml:space="preserve">  · 임현택 (HyunTaek Lim)</w:t>
-      </w:r>
-    </w:p>
-    <w:p>
-      <w:r>
-        <w:rPr>
-          <w:rFonts w:ascii="Malgun Gothic" w:hAnsi="Malgun Gothic"/>
-          <w:b w:val="0"/>
-          <w:i w:val="0"/>
-          <w:sz w:val="22"/>
-        </w:rPr>
-        <w:t xml:space="preserve">  · Bump 2 Dept. · AOI Engineer</w:t>
+        <w:t>A. 시작 화면의 ‘빠른 모드’ 를 체크하세요. ‘모든 사진 자동’ 모드와 함께 쓰면 사용자 결정 시간도 줄어듭니다.</w:t>
       </w:r>
     </w:p>
     <w:sectPr>

--- a/사용방법.docx
+++ b/사용방법.docx
@@ -130,7 +130,7 @@
           <w:rFonts w:ascii="Malgun Gothic" w:hAnsi="Malgun Gothic"/>
           <w:sz w:val="22"/>
         </w:rPr>
-        <w:t>자동화 수준 — 수동 / 사진 직접 선택 / 모든 사진 자동 (4 장 참고)</w:t>
+        <w:t>자동화 수준 — 수동 / 사진 직접 선택 + 매치는 자동 / 모든 사진 자동 (그룹화로 Stage 1 건너뜀) (2 장 참고)</w:t>
       </w:r>
     </w:p>
     <w:p>
@@ -166,7 +166,7 @@
           <w:rFonts w:ascii="Malgun Gothic" w:hAnsi="Malgun Gothic"/>
           <w:sz w:val="22"/>
         </w:rPr>
-        <w:t>유사도 임계치 — 기본 55 % (스캔 후 자동 추천이 동작)</w:t>
+        <w:t>유사도 임계치 — 슬라이더로 조절 (실수 방지를 위해 마우스 휠로는 바뀌지 않음). 그룹화 임계치 슬라이더로 동일 defect 그룹화 민감도도 조절합니다.</w:t>
       </w:r>
     </w:p>
     <w:p>
@@ -190,7 +190,7 @@
           <w:color w:val="666666"/>
           <w:sz w:val="22"/>
         </w:rPr>
-        <w:t>창 크기는 OS 의 표준 창 조작 (모서리 드래그, 최대화 버튼) 으로 자유롭게 조절합니다. 마지막 크기는 자동으로 기억되어 다음 실행에 적용됩니다.</w:t>
+        <w:t>모든 새 창(다이얼로그)은 최대화(전체 창)로 열립니다. 메인 창 크기는 OS 표준 창 조작으로 조절하며, 마지막 크기는 자동으로 기억되어 다음 실행에 적용됩니다.</w:t>
       </w:r>
     </w:p>
     <w:p>
@@ -250,7 +250,7 @@
           <w:i w:val="0"/>
           <w:sz w:val="22"/>
         </w:rPr>
-        <w:t>Stage 1 에서 검증할 사진을 직접 고르고, 그 다음 매칭은 자동으로 수행한 뒤 사용자가 매치 결과를 검토합니다.</w:t>
+        <w:t>Stage 1 에서 검증할 사진을 직접 고르고, 그 다음 매치는 자동으로 수행한 뒤 사용자가 매치 결과를 검토합니다. (사진 직접 선택 + 매치는 자동)</w:t>
       </w:r>
     </w:p>
     <w:p>
@@ -272,7 +272,7 @@
           <w:i w:val="0"/>
           <w:sz w:val="22"/>
         </w:rPr>
-        <w:t>Stage 1 을 건너뛰고 기준 장비의 모든 사진을 자동 그룹화한 뒤 매칭까지 자동으로 진행합니다. 사용자는 그룹과 매치 두 단계만 검토하면 됩니다.</w:t>
+        <w:t>Stage 1 을 건너뛰고 기준 장비의 모든 사진을 자동 그룹화한 뒤 매칭까지 자동으로 진행합니다. 유사도를 한 번에 계산한 뒤 자동으로 매칭합니다 (백그라운드 진행 없음). 사용자는 그룹과 매치 두 단계만 검토하면 됩니다.</w:t>
       </w:r>
     </w:p>
     <w:p>
@@ -426,7 +426,7 @@
           <w:i w:val="0"/>
           <w:sz w:val="22"/>
         </w:rPr>
-        <w:t>기준 사진 한 장에 대한 검증측 후보들이 점수 순으로 우측에 나열됩니다. 후보 사진을 클릭하면 매칭이 확정됩니다.</w:t>
+        <w:t>기준 사진 한 장에 대한 검증측 후보들이 점수 순으로 우측에 나열됩니다. 후보 사진을 클릭하면 매칭이 확정됩니다. 후보/기준 사진은 우클릭 또는 더블클릭으로 원본 화질로 크게 볼 수 있습니다.</w:t>
       </w:r>
     </w:p>
     <w:p>
@@ -739,7 +739,7 @@
           <w:i w:val="0"/>
           <w:sz w:val="22"/>
         </w:rPr>
-        <w:t>자동 매치 결과를 한 줄씩 스크롤하며 확인합니다.</w:t>
+        <w:t>자동 매치 결과를 한 줄씩 스크롤하며 확인합니다. 대표(최선) 매치 옆에 후보 첫 줄이 함께 표시되며, [후보 한 줄 더 보기] 로 후보 줄을 추가로 펼칠 수 있습니다.</w:t>
       </w:r>
     </w:p>
     <w:p>
@@ -803,7 +803,7 @@
           <w:i w:val="0"/>
           <w:sz w:val="22"/>
         </w:rPr>
-        <w:t>잘못된 매치는 [매치 없음 ✕] 을 눌러 미매칭 처리합니다. 그 행은 빨간 테두리로 강조되고 버튼이 [되돌리기 ↩] 로 바뀌어 실수로 누른 경우 복원할 수 있습니다.</w:t>
+        <w:t>잘못된 매치는 [매치 없음 ✕] 을 누르면 그 행의 후보 썸네일이 접히고 행 바깥 테두리만 빨간색으로 표시됩니다. 버튼이 [되돌리기 ↩] 로 바뀌어 실수로 누른 경우 복원할 수 있습니다. [검토 완료] 시 빨간 표시된 항목이 미매칭으로 처리됩니다.</w:t>
       </w:r>
     </w:p>
     <w:p>
@@ -948,7 +948,7 @@
           <w:rFonts w:ascii="Malgun Gothic" w:hAnsi="Malgun Gothic"/>
           <w:sz w:val="22"/>
         </w:rPr>
-        <w:t>[매칭 결과 검토] — 결과를 다시 확인하고 잘못된 행 삭제</w:t>
+        <w:t>[매칭 결과 검토] — 결과를 다시 확인. [삭제] 를 누르면 즉시 삭제가 아니라 빨간 테두리로 표시되고, [확인] 을 눌러야 실제로 제외됩니다. 제외된 사진은 ‘매치 실패’ 로 재분류되어 매치 실패 검토의 ‘매칭 취소 목록’ 에서 다시 검토할 수 있습니다.</w:t>
       </w:r>
     </w:p>
     <w:p>
@@ -1363,6 +1363,273 @@
         <w:t>A. 시작 화면의 ‘빠른 모드’ 를 체크하세요. ‘모든 사진 자동’ 모드와 함께 쓰면 사용자 결정 시간도 줄어듭니다.</w:t>
       </w:r>
     </w:p>
+    <w:p/>
+    <w:p>
+      <w:pPr>
+        <w:pStyle w:val="Heading1"/>
+      </w:pPr>
+      <w:r>
+        <w:t>10. 최근 변경 사항 / 업데이트</w:t>
+      </w:r>
+    </w:p>
+    <w:p>
+      <w:pPr/>
+      <w:r>
+        <w:t>아래는 현재 버전의 동작을 정리한 것입니다. 이전 문서와 다른 부분이 있으면 이 항목을 우선합니다.</w:t>
+      </w:r>
+    </w:p>
+    <w:p>
+      <w:pPr>
+        <w:pStyle w:val="Heading2"/>
+      </w:pPr>
+      <w:r>
+        <w:t>유사도 엔진 모드 (초기 화면에서 선택)</w:t>
+      </w:r>
+    </w:p>
+    <w:p>
+      <w:pPr>
+        <w:pStyle w:val="ListBullet"/>
+      </w:pPr>
+      <w:r>
+        <w:t>기본 모드 — 모든 후보를 정밀 비교합니다. 정확하지만 사진이 매우 많을 때 느립니다.</w:t>
+      </w:r>
+    </w:p>
+    <w:p>
+      <w:pPr>
+        <w:pStyle w:val="ListBullet"/>
+      </w:pPr>
+      <w:r>
+        <w:t>고속 모드 — 가벼운 이미지 특징(중심 영역을 축소한 디스크립터)으로 후보를 빠르게 추린 뒤 상위 후보만 정밀 비교로 재정렬합니다. 사진이 수천 장 이상일 때 권장합니다.</w:t>
+      </w:r>
+    </w:p>
+    <w:p>
+      <w:pPr>
+        <w:pStyle w:val="ListBullet"/>
+      </w:pPr>
+      <w:r>
+        <w:t>고속 모드는 별도 설치나 인터넷 연결 없이 동작합니다. (이전 문서의 hnswlib / torch / 임베딩 모델 설치 안내는 더 이상 필요하지 않습니다.)</w:t>
+      </w:r>
+    </w:p>
+    <w:p>
+      <w:pPr>
+        <w:pStyle w:val="Heading2"/>
+      </w:pPr>
+      <w:r>
+        <w:t>강화 전처리 (유사도 “계산 전용”)</w:t>
+      </w:r>
+    </w:p>
+    <w:p>
+      <w:pPr/>
+      <w:r>
+        <w:t>유사도 계산에만 적용되는 이미지 보정입니다. 썸네일·엑셀 이미지는 원본 그대로 유지됩니다.</w:t>
+      </w:r>
+    </w:p>
+    <w:p>
+      <w:pPr>
+        <w:pStyle w:val="ListBullet"/>
+      </w:pPr>
+      <w:r>
+        <w:t>기준 사진 중앙 20%만 사용</w:t>
+      </w:r>
+    </w:p>
+    <w:p>
+      <w:pPr>
+        <w:pStyle w:val="ListBullet"/>
+      </w:pPr>
+      <w:r>
+        <w:t>검증 사진 중앙 20%만 사용</w:t>
+      </w:r>
+    </w:p>
+    <w:p>
+      <w:pPr>
+        <w:pStyle w:val="ListBullet"/>
+      </w:pPr>
+      <w:r>
+        <w:t>흑백 + 고감도</w:t>
+      </w:r>
+    </w:p>
+    <w:p>
+      <w:pPr>
+        <w:pStyle w:val="ListBullet"/>
+      </w:pPr>
+      <w:r>
+        <w:t>고대비</w:t>
+      </w:r>
+    </w:p>
+    <w:p>
+      <w:pPr>
+        <w:pStyle w:val="ListBullet"/>
+      </w:pPr>
+      <w:r>
+        <w:t>KLA 정보영역 잘라내기 (상·하단 텍스트)</w:t>
+      </w:r>
+    </w:p>
+    <w:p>
+      <w:pPr/>
+      <w:r>
+        <w:t>※ 이전에 있던 ‘배경 제거(누끼)’ 옵션은 제거되었습니다.</w:t>
+      </w:r>
+    </w:p>
+    <w:p>
+      <w:pPr>
+        <w:pStyle w:val="Heading2"/>
+      </w:pPr>
+      <w:r>
+        <w:t>임계치 슬라이더</w:t>
+      </w:r>
+    </w:p>
+    <w:p>
+      <w:pPr>
+        <w:pStyle w:val="ListBullet"/>
+      </w:pPr>
+      <w:r>
+        <w:t>그룹화 임계치 — 동일 defect 그룹화 민감도를 조절합니다.</w:t>
+      </w:r>
+    </w:p>
+    <w:p>
+      <w:pPr>
+        <w:pStyle w:val="ListBullet"/>
+      </w:pPr>
+      <w:r>
+        <w:t>유사도 임계치 — 실수 방지를 위해 마우스 휠로는 값이 바뀌지 않습니다 (슬라이더를 직접 드래그).</w:t>
+      </w:r>
+    </w:p>
+    <w:p>
+      <w:pPr>
+        <w:pStyle w:val="Heading2"/>
+      </w:pPr>
+      <w:r>
+        <w:t>매치 검토 화면</w:t>
+      </w:r>
+    </w:p>
+    <w:p>
+      <w:pPr>
+        <w:pStyle w:val="ListBullet"/>
+      </w:pPr>
+      <w:r>
+        <w:t>대표(최선) 매치 옆에 후보 첫 줄이 표시되고, [후보 한 줄 더 보기] 로 줄을 추가합니다.</w:t>
+      </w:r>
+    </w:p>
+    <w:p>
+      <w:pPr>
+        <w:pStyle w:val="ListBullet"/>
+      </w:pPr>
+      <w:r>
+        <w:t>[매치 없음] 을 누르면 후보 썸네일이 접히고 그 행의 바깥 테두리만 빨간색으로 표시됩니다 (되돌리기 가능). [검토 완료] 시 빨간 표시된 항목이 미매칭으로 처리됩니다.</w:t>
+      </w:r>
+    </w:p>
+    <w:p>
+      <w:pPr>
+        <w:pStyle w:val="Heading2"/>
+      </w:pPr>
+      <w:r>
+        <w:t>매칭 결과 검토 (결과 화면)</w:t>
+      </w:r>
+    </w:p>
+    <w:p>
+      <w:pPr>
+        <w:pStyle w:val="ListBullet"/>
+      </w:pPr>
+      <w:r>
+        <w:t>[삭제] 는 즉시 삭제가 아니라 빨간 테두리로 표시만 합니다. [확인] 을 눌러야 실제로 제외됩니다.</w:t>
+      </w:r>
+    </w:p>
+    <w:p>
+      <w:pPr>
+        <w:pStyle w:val="ListBullet"/>
+      </w:pPr>
+      <w:r>
+        <w:t>제외된 사진은 ‘매치 실패’ 로 재분류되어 매치 실패 검토의 ‘매칭 취소 목록’ 에서 다시 검토할 수 있습니다.</w:t>
+      </w:r>
+    </w:p>
+    <w:p>
+      <w:pPr>
+        <w:pStyle w:val="Heading2"/>
+      </w:pPr>
+      <w:r>
+        <w:t>매치 실패 사진 검토</w:t>
+      </w:r>
+    </w:p>
+    <w:p>
+      <w:pPr>
+        <w:pStyle w:val="ListBullet"/>
+      </w:pPr>
+      <w:r>
+        <w:t>실패한 기준 사진 목록에서 검토할 사진을 선택할 수 있습니다.</w:t>
+      </w:r>
+    </w:p>
+    <w:p>
+      <w:pPr>
+        <w:pStyle w:val="ListBullet"/>
+      </w:pPr>
+      <w:r>
+        <w:t>후보는 가로로 최소 3개씩 표시됩니다.</w:t>
+      </w:r>
+    </w:p>
+    <w:p>
+      <w:pPr>
+        <w:pStyle w:val="ListBullet"/>
+      </w:pPr>
+      <w:r>
+        <w:t>후보/기준 사진을 우클릭 또는 더블클릭하면 원본 화질로 크게 볼 수 있습니다.</w:t>
+      </w:r>
+    </w:p>
+    <w:p>
+      <w:pPr>
+        <w:pStyle w:val="ListBullet"/>
+      </w:pPr>
+      <w:r>
+        <w:t>‘매칭 취소’ 로 분류된 항목은 목록 맨 아래 별도 구역에 표시됩니다.</w:t>
+      </w:r>
+    </w:p>
+    <w:p>
+      <w:pPr>
+        <w:pStyle w:val="Heading2"/>
+      </w:pPr>
+      <w:r>
+        <w:t>그 밖의 동작</w:t>
+      </w:r>
+    </w:p>
+    <w:p>
+      <w:pPr>
+        <w:pStyle w:val="ListBullet"/>
+      </w:pPr>
+      <w:r>
+        <w:t>모든 새 창(다이얼로그)은 최대화(전체 창)로 열립니다.</w:t>
+      </w:r>
+    </w:p>
+    <w:p>
+      <w:pPr>
+        <w:pStyle w:val="ListBullet"/>
+      </w:pPr>
+      <w:r>
+        <w:t>진행 로딩 표시는 현재 작업 단계를 “이미지 특징 분석 중” / “유사도 계산 중” 으로 정확히 표시하고, 진행 중 [중지] 버튼으로 취소할 수 있습니다.</w:t>
+      </w:r>
+    </w:p>
+    <w:p>
+      <w:pPr>
+        <w:pStyle w:val="ListBullet"/>
+      </w:pPr>
+      <w:r>
+        <w:t>세션 진행 중에는 화면 절전이 방지됩니다.</w:t>
+      </w:r>
+    </w:p>
+    <w:p>
+      <w:pPr>
+        <w:pStyle w:val="ListBullet"/>
+      </w:pPr>
+      <w:r>
+        <w:t>학습 모델 관련 UI 는 숨겨져 있고(누적 데이터 개수만 표시), 결과는 엑셀로 저장됩니다.</w:t>
+      </w:r>
+    </w:p>
+    <w:p>
+      <w:pPr>
+        <w:pStyle w:val="ListBullet"/>
+      </w:pPr>
+      <w:r>
+        <w:t>Intel CPU 사용자에게는 OpenVINO 설치 안내가 뜰 수 있습니다 (선택; 학습 기능용 — 고속 모드 자체는 OpenVINO 없이도 빠릅니다).</w:t>
+      </w:r>
+    </w:p>
     <w:sectPr>
       <w:pgSz w:w="12240" w:h="15840"/>
       <w:pgMar w:top="1440" w:right="1800" w:bottom="1440" w:left="1800" w:header="720" w:footer="720" w:gutter="0"/>
